--- a/Отчет_ЛР3.docx
+++ b/Отчет_ЛР3.docx
@@ -304,41 +304,68 @@
         </w:pBdr>
         <w:shd w:val="clear" w:color="auto" w:fill="F5F5F5"/>
         <w:ind w:left="120" w:right="120"/>
-        <w:rPr>
-          <w:lang w:val="en-US"/>
-        </w:rPr>
-      </w:pPr>
-      <w:r>
-        <w:rPr>
-          <w:rFonts w:ascii="Courier New" w:eastAsia="Courier New" w:hAnsi="Courier New" w:cs="Courier New"/>
-          <w:sz w:val="18"/>
-          <w:szCs w:val="18"/>
-          <w:lang w:val="en-US"/>
-        </w:rPr>
-        <w:t># macOS</w:t>
-      </w:r>
-    </w:p>
-    <w:p>
-      <w:pPr>
-        <w:keepLines/>
-        <w:pBdr>
-          <w:left w:val="single" w:sz="4" w:space="6" w:color="BFBFBF"/>
-          <w:right w:val="single" w:sz="4" w:space="6" w:color="BFBFBF"/>
-        </w:pBdr>
-        <w:shd w:val="clear" w:color="auto" w:fill="F5F5F5"/>
-        <w:ind w:left="120" w:right="120"/>
-        <w:rPr>
-          <w:lang w:val="en-US"/>
-        </w:rPr>
-      </w:pPr>
-      <w:r>
-        <w:rPr>
-          <w:rFonts w:ascii="Courier New" w:eastAsia="Courier New" w:hAnsi="Courier New" w:cs="Courier New"/>
-          <w:sz w:val="18"/>
-          <w:szCs w:val="18"/>
-          <w:lang w:val="en-US"/>
-        </w:rPr>
-        <w:t xml:space="preserve">python3 -m </w:t>
+      </w:pPr>
+      <w:r>
+        <w:rPr>
+          <w:rFonts w:ascii="Courier New" w:eastAsia="Courier New" w:hAnsi="Courier New" w:cs="Courier New"/>
+          <w:sz w:val="18"/>
+          <w:szCs w:val="18"/>
+        </w:rPr>
+        <w:t xml:space="preserve"># </w:t>
+      </w:r>
+      <w:r>
+        <w:rPr>
+          <w:rFonts w:ascii="Courier New" w:eastAsia="Courier New" w:hAnsi="Courier New" w:cs="Courier New"/>
+          <w:sz w:val="18"/>
+          <w:szCs w:val="18"/>
+          <w:lang w:val="en-US"/>
+        </w:rPr>
+        <w:t>macOS</w:t>
+      </w:r>
+    </w:p>
+    <w:p>
+      <w:pPr>
+        <w:keepLines/>
+        <w:pBdr>
+          <w:left w:val="single" w:sz="4" w:space="6" w:color="BFBFBF"/>
+          <w:right w:val="single" w:sz="4" w:space="6" w:color="BFBFBF"/>
+        </w:pBdr>
+        <w:shd w:val="clear" w:color="auto" w:fill="F5F5F5"/>
+        <w:ind w:left="120" w:right="120"/>
+      </w:pPr>
+      <w:r>
+        <w:rPr>
+          <w:rFonts w:ascii="Courier New" w:eastAsia="Courier New" w:hAnsi="Courier New" w:cs="Courier New"/>
+          <w:sz w:val="18"/>
+          <w:szCs w:val="18"/>
+          <w:lang w:val="en-US"/>
+        </w:rPr>
+        <w:t>python</w:t>
+      </w:r>
+      <w:r>
+        <w:rPr>
+          <w:rFonts w:ascii="Courier New" w:eastAsia="Courier New" w:hAnsi="Courier New" w:cs="Courier New"/>
+          <w:sz w:val="18"/>
+          <w:szCs w:val="18"/>
+        </w:rPr>
+        <w:t>3 -</w:t>
+      </w:r>
+      <w:r>
+        <w:rPr>
+          <w:rFonts w:ascii="Courier New" w:eastAsia="Courier New" w:hAnsi="Courier New" w:cs="Courier New"/>
+          <w:sz w:val="18"/>
+          <w:szCs w:val="18"/>
+          <w:lang w:val="en-US"/>
+        </w:rPr>
+        <w:t>m</w:t>
+      </w:r>
+      <w:r>
+        <w:rPr>
+          <w:rFonts w:ascii="Courier New" w:eastAsia="Courier New" w:hAnsi="Courier New" w:cs="Courier New"/>
+          <w:sz w:val="18"/>
+          <w:szCs w:val="18"/>
+        </w:rPr>
+        <w:t xml:space="preserve"> </w:t>
       </w:r>
       <w:proofErr w:type="spellStart"/>
       <w:r>
@@ -356,7 +383,6 @@
           <w:rFonts w:ascii="Courier New" w:eastAsia="Courier New" w:hAnsi="Courier New" w:cs="Courier New"/>
           <w:sz w:val="18"/>
           <w:szCs w:val="18"/>
-          <w:lang w:val="en-US"/>
         </w:rPr>
         <w:t xml:space="preserve"> </w:t>
       </w:r>
@@ -381,18 +407,23 @@
         </w:pBdr>
         <w:shd w:val="clear" w:color="auto" w:fill="F5F5F5"/>
         <w:ind w:left="120" w:right="120"/>
-        <w:rPr>
-          <w:lang w:val="en-US"/>
-        </w:rPr>
-      </w:pPr>
-      <w:r>
-        <w:rPr>
-          <w:rFonts w:ascii="Courier New" w:eastAsia="Courier New" w:hAnsi="Courier New" w:cs="Courier New"/>
-          <w:sz w:val="18"/>
-          <w:szCs w:val="18"/>
-          <w:lang w:val="en-US"/>
-        </w:rPr>
-        <w:t xml:space="preserve">source </w:t>
+      </w:pPr>
+      <w:r>
+        <w:rPr>
+          <w:rFonts w:ascii="Courier New" w:eastAsia="Courier New" w:hAnsi="Courier New" w:cs="Courier New"/>
+          <w:sz w:val="18"/>
+          <w:szCs w:val="18"/>
+          <w:lang w:val="en-US"/>
+        </w:rPr>
+        <w:t>source</w:t>
+      </w:r>
+      <w:r>
+        <w:rPr>
+          <w:rFonts w:ascii="Courier New" w:eastAsia="Courier New" w:hAnsi="Courier New" w:cs="Courier New"/>
+          <w:sz w:val="18"/>
+          <w:szCs w:val="18"/>
+        </w:rPr>
+        <w:t xml:space="preserve"> </w:t>
       </w:r>
       <w:proofErr w:type="spellStart"/>
       <w:r>
@@ -410,23 +441,45 @@
           <w:rFonts w:ascii="Courier New" w:eastAsia="Courier New" w:hAnsi="Courier New" w:cs="Courier New"/>
           <w:sz w:val="18"/>
           <w:szCs w:val="18"/>
-          <w:lang w:val="en-US"/>
-        </w:rPr>
-        <w:t>/bin/activate</w:t>
-      </w:r>
-    </w:p>
-    <w:p>
-      <w:pPr>
-        <w:keepLines/>
-        <w:pBdr>
-          <w:left w:val="single" w:sz="4" w:space="6" w:color="BFBFBF"/>
-          <w:right w:val="single" w:sz="4" w:space="6" w:color="BFBFBF"/>
-        </w:pBdr>
-        <w:shd w:val="clear" w:color="auto" w:fill="F5F5F5"/>
-        <w:ind w:left="120" w:right="120"/>
-        <w:rPr>
-          <w:lang w:val="en-US"/>
-        </w:rPr>
+        </w:rPr>
+        <w:t>/</w:t>
+      </w:r>
+      <w:r>
+        <w:rPr>
+          <w:rFonts w:ascii="Courier New" w:eastAsia="Courier New" w:hAnsi="Courier New" w:cs="Courier New"/>
+          <w:sz w:val="18"/>
+          <w:szCs w:val="18"/>
+          <w:lang w:val="en-US"/>
+        </w:rPr>
+        <w:t>bin</w:t>
+      </w:r>
+      <w:r>
+        <w:rPr>
+          <w:rFonts w:ascii="Courier New" w:eastAsia="Courier New" w:hAnsi="Courier New" w:cs="Courier New"/>
+          <w:sz w:val="18"/>
+          <w:szCs w:val="18"/>
+        </w:rPr>
+        <w:t>/</w:t>
+      </w:r>
+      <w:r>
+        <w:rPr>
+          <w:rFonts w:ascii="Courier New" w:eastAsia="Courier New" w:hAnsi="Courier New" w:cs="Courier New"/>
+          <w:sz w:val="18"/>
+          <w:szCs w:val="18"/>
+          <w:lang w:val="en-US"/>
+        </w:rPr>
+        <w:t>activate</w:t>
+      </w:r>
+    </w:p>
+    <w:p>
+      <w:pPr>
+        <w:keepLines/>
+        <w:pBdr>
+          <w:left w:val="single" w:sz="4" w:space="6" w:color="BFBFBF"/>
+          <w:right w:val="single" w:sz="4" w:space="6" w:color="BFBFBF"/>
+        </w:pBdr>
+        <w:shd w:val="clear" w:color="auto" w:fill="F5F5F5"/>
+        <w:ind w:left="120" w:right="120"/>
       </w:pPr>
     </w:p>
     <w:p>
@@ -462,13 +515,17 @@
         </w:pBdr>
         <w:shd w:val="clear" w:color="auto" w:fill="F5F5F5"/>
         <w:ind w:left="120" w:right="120"/>
-      </w:pPr>
-      <w:proofErr w:type="spellStart"/>
-      <w:r>
-        <w:rPr>
-          <w:rFonts w:ascii="Courier New" w:eastAsia="Courier New" w:hAnsi="Courier New" w:cs="Courier New"/>
-          <w:sz w:val="18"/>
-          <w:szCs w:val="18"/>
+        <w:rPr>
+          <w:lang w:val="en-US"/>
+        </w:rPr>
+      </w:pPr>
+      <w:proofErr w:type="spellStart"/>
+      <w:r>
+        <w:rPr>
+          <w:rFonts w:ascii="Courier New" w:eastAsia="Courier New" w:hAnsi="Courier New" w:cs="Courier New"/>
+          <w:sz w:val="18"/>
+          <w:szCs w:val="18"/>
+          <w:lang w:val="en-US"/>
         </w:rPr>
         <w:t>pytest</w:t>
       </w:r>
@@ -478,23 +535,17 @@
           <w:rFonts w:ascii="Courier New" w:eastAsia="Courier New" w:hAnsi="Courier New" w:cs="Courier New"/>
           <w:sz w:val="18"/>
           <w:szCs w:val="18"/>
-        </w:rPr>
-        <w:t xml:space="preserve"> --</w:t>
-      </w:r>
-      <w:proofErr w:type="spellStart"/>
-      <w:r>
-        <w:rPr>
-          <w:rFonts w:ascii="Courier New" w:eastAsia="Courier New" w:hAnsi="Courier New" w:cs="Courier New"/>
-          <w:sz w:val="18"/>
-          <w:szCs w:val="18"/>
-        </w:rPr>
-        <w:t>version</w:t>
-      </w:r>
-      <w:proofErr w:type="spellEnd"/>
+          <w:lang w:val="en-US"/>
+        </w:rPr>
+        <w:t xml:space="preserve"> --version</w:t>
+      </w:r>
     </w:p>
     <w:p>
       <w:pPr>
         <w:spacing w:after="120"/>
+        <w:rPr>
+          <w:lang w:val="en-US"/>
+        </w:rPr>
       </w:pPr>
     </w:p>
     <w:p>
@@ -517,6 +568,9 @@
         </w:pBdr>
         <w:shd w:val="clear" w:color="auto" w:fill="F5F5F5"/>
         <w:ind w:left="120" w:right="120"/>
+        <w:rPr>
+          <w:lang w:val="en-US"/>
+        </w:rPr>
       </w:pPr>
       <w:proofErr w:type="spellStart"/>
       <w:proofErr w:type="gramStart"/>
@@ -544,7 +598,16 @@
           <w:sz w:val="18"/>
           <w:szCs w:val="18"/>
         </w:rPr>
-        <w:t>7.0</w:t>
+        <w:t>7.</w:t>
+      </w:r>
+      <w:r>
+        <w:rPr>
+          <w:rFonts w:ascii="Courier New" w:eastAsia="Courier New" w:hAnsi="Courier New" w:cs="Courier New"/>
+          <w:sz w:val="18"/>
+          <w:szCs w:val="18"/>
+          <w:lang w:val="en-US"/>
+        </w:rPr>
+        <w:t>16</w:t>
       </w:r>
     </w:p>
     <w:p>
@@ -557,6 +620,9 @@
         </w:pBdr>
         <w:shd w:val="clear" w:color="auto" w:fill="F5F5F5"/>
         <w:ind w:left="120" w:right="120"/>
+        <w:rPr>
+          <w:lang w:val="en-US"/>
+        </w:rPr>
       </w:pPr>
       <w:proofErr w:type="spellStart"/>
       <w:r>
@@ -591,8 +657,9 @@
           <w:rFonts w:ascii="Courier New" w:eastAsia="Courier New" w:hAnsi="Courier New" w:cs="Courier New"/>
           <w:sz w:val="18"/>
           <w:szCs w:val="18"/>
-        </w:rPr>
-        <w:t>4.0</w:t>
+          <w:lang w:val="en-US"/>
+        </w:rPr>
+        <w:t>7.1</w:t>
       </w:r>
     </w:p>
     <w:p>
@@ -621,12 +688,6 @@
         <w:gridCol w:w="9380"/>
       </w:tblGrid>
       <w:tr>
-        <w:tblPrEx>
-          <w:tblCellMar>
-            <w:top w:w="0" w:type="dxa"/>
-            <w:bottom w:w="0" w:type="dxa"/>
-          </w:tblCellMar>
-        </w:tblPrEx>
         <w:trPr>
           <w:cantSplit/>
           <w:trHeight w:val="2200"/>
@@ -651,6 +712,7 @@
             </w:pPr>
             <w:r>
               <w:rPr>
+                <w:noProof/>
                 <w:lang w:val="en-US"/>
               </w:rPr>
               <w:drawing>
@@ -1149,12 +1211,16 @@
         </w:pBdr>
         <w:shd w:val="clear" w:color="auto" w:fill="F5F5F5"/>
         <w:ind w:left="120" w:right="120"/>
-      </w:pPr>
-      <w:r>
-        <w:rPr>
-          <w:rFonts w:ascii="Courier New" w:eastAsia="Courier New" w:hAnsi="Courier New" w:cs="Courier New"/>
-          <w:sz w:val="18"/>
-          <w:szCs w:val="18"/>
+        <w:rPr>
+          <w:lang w:val="en-US"/>
+        </w:rPr>
+      </w:pPr>
+      <w:r>
+        <w:rPr>
+          <w:rFonts w:ascii="Courier New" w:eastAsia="Courier New" w:hAnsi="Courier New" w:cs="Courier New"/>
+          <w:sz w:val="18"/>
+          <w:szCs w:val="18"/>
+          <w:lang w:val="en-US"/>
         </w:rPr>
         <w:t>@</w:t>
       </w:r>
@@ -1164,6 +1230,7 @@
           <w:rFonts w:ascii="Courier New" w:eastAsia="Courier New" w:hAnsi="Courier New" w:cs="Courier New"/>
           <w:sz w:val="18"/>
           <w:szCs w:val="18"/>
+          <w:lang w:val="en-US"/>
         </w:rPr>
         <w:t>pytest.fixture</w:t>
       </w:r>
@@ -1178,31 +1245,26 @@
         </w:pBdr>
         <w:shd w:val="clear" w:color="auto" w:fill="F5F5F5"/>
         <w:ind w:left="120" w:right="120"/>
-      </w:pPr>
-      <w:proofErr w:type="spellStart"/>
-      <w:r>
-        <w:rPr>
-          <w:rFonts w:ascii="Courier New" w:eastAsia="Courier New" w:hAnsi="Courier New" w:cs="Courier New"/>
-          <w:sz w:val="18"/>
-          <w:szCs w:val="18"/>
-        </w:rPr>
-        <w:t>def</w:t>
-      </w:r>
-      <w:proofErr w:type="spellEnd"/>
-      <w:r>
-        <w:rPr>
-          <w:rFonts w:ascii="Courier New" w:eastAsia="Courier New" w:hAnsi="Courier New" w:cs="Courier New"/>
-          <w:sz w:val="18"/>
-          <w:szCs w:val="18"/>
-        </w:rPr>
-        <w:t xml:space="preserve"> </w:t>
-      </w:r>
-      <w:proofErr w:type="spellStart"/>
-      <w:r>
-        <w:rPr>
-          <w:rFonts w:ascii="Courier New" w:eastAsia="Courier New" w:hAnsi="Courier New" w:cs="Courier New"/>
-          <w:sz w:val="18"/>
-          <w:szCs w:val="18"/>
+        <w:rPr>
+          <w:lang w:val="en-US"/>
+        </w:rPr>
+      </w:pPr>
+      <w:r>
+        <w:rPr>
+          <w:rFonts w:ascii="Courier New" w:eastAsia="Courier New" w:hAnsi="Courier New" w:cs="Courier New"/>
+          <w:sz w:val="18"/>
+          <w:szCs w:val="18"/>
+          <w:lang w:val="en-US"/>
+        </w:rPr>
+        <w:t xml:space="preserve">def </w:t>
+      </w:r>
+      <w:proofErr w:type="spellStart"/>
+      <w:r>
+        <w:rPr>
+          <w:rFonts w:ascii="Courier New" w:eastAsia="Courier New" w:hAnsi="Courier New" w:cs="Courier New"/>
+          <w:sz w:val="18"/>
+          <w:szCs w:val="18"/>
+          <w:lang w:val="en-US"/>
         </w:rPr>
         <w:t>valid_</w:t>
       </w:r>
@@ -1212,6 +1274,7 @@
           <w:rFonts w:ascii="Courier New" w:eastAsia="Courier New" w:hAnsi="Courier New" w:cs="Courier New"/>
           <w:sz w:val="18"/>
           <w:szCs w:val="18"/>
+          <w:lang w:val="en-US"/>
         </w:rPr>
         <w:t>amounts</w:t>
       </w:r>
@@ -1221,6 +1284,7 @@
           <w:rFonts w:ascii="Courier New" w:eastAsia="Courier New" w:hAnsi="Courier New" w:cs="Courier New"/>
           <w:sz w:val="18"/>
           <w:szCs w:val="18"/>
+          <w:lang w:val="en-US"/>
         </w:rPr>
         <w:t>(</w:t>
       </w:r>
@@ -1230,6 +1294,7 @@
           <w:rFonts w:ascii="Courier New" w:eastAsia="Courier New" w:hAnsi="Courier New" w:cs="Courier New"/>
           <w:sz w:val="18"/>
           <w:szCs w:val="18"/>
+          <w:lang w:val="en-US"/>
         </w:rPr>
         <w:t>):</w:t>
       </w:r>
@@ -1243,49 +1308,39 @@
         </w:pBdr>
         <w:shd w:val="clear" w:color="auto" w:fill="F5F5F5"/>
         <w:ind w:left="120" w:right="120"/>
-      </w:pPr>
-      <w:r>
-        <w:rPr>
-          <w:rFonts w:ascii="Courier New" w:eastAsia="Courier New" w:hAnsi="Courier New" w:cs="Courier New"/>
-          <w:sz w:val="18"/>
-          <w:szCs w:val="18"/>
-        </w:rPr>
-        <w:t xml:space="preserve">    </w:t>
-      </w:r>
-      <w:proofErr w:type="spellStart"/>
-      <w:r>
-        <w:rPr>
-          <w:rFonts w:ascii="Courier New" w:eastAsia="Courier New" w:hAnsi="Courier New" w:cs="Courier New"/>
-          <w:sz w:val="18"/>
-          <w:szCs w:val="18"/>
-        </w:rPr>
-        <w:t>return</w:t>
-      </w:r>
-      <w:proofErr w:type="spellEnd"/>
-      <w:r>
-        <w:rPr>
-          <w:rFonts w:ascii="Courier New" w:eastAsia="Courier New" w:hAnsi="Courier New" w:cs="Courier New"/>
-          <w:sz w:val="18"/>
-          <w:szCs w:val="18"/>
-        </w:rPr>
-        <w:t xml:space="preserve"> [100, 1000, 1001, 20000]</w:t>
-      </w:r>
-    </w:p>
-    <w:p>
-      <w:pPr>
-        <w:keepLines/>
-        <w:pBdr>
-          <w:left w:val="single" w:sz="4" w:space="6" w:color="BFBFBF"/>
-          <w:right w:val="single" w:sz="4" w:space="6" w:color="BFBFBF"/>
-        </w:pBdr>
-        <w:shd w:val="clear" w:color="auto" w:fill="F5F5F5"/>
-        <w:ind w:left="120" w:right="120"/>
-      </w:pPr>
-      <w:r>
-        <w:rPr>
-          <w:rFonts w:ascii="Courier New" w:eastAsia="Courier New" w:hAnsi="Courier New" w:cs="Courier New"/>
-          <w:sz w:val="18"/>
-          <w:szCs w:val="18"/>
+        <w:rPr>
+          <w:lang w:val="en-US"/>
+        </w:rPr>
+      </w:pPr>
+      <w:r>
+        <w:rPr>
+          <w:rFonts w:ascii="Courier New" w:eastAsia="Courier New" w:hAnsi="Courier New" w:cs="Courier New"/>
+          <w:sz w:val="18"/>
+          <w:szCs w:val="18"/>
+          <w:lang w:val="en-US"/>
+        </w:rPr>
+        <w:t xml:space="preserve">    return [100, 1000, 1001, 20000]</w:t>
+      </w:r>
+    </w:p>
+    <w:p>
+      <w:pPr>
+        <w:keepLines/>
+        <w:pBdr>
+          <w:left w:val="single" w:sz="4" w:space="6" w:color="BFBFBF"/>
+          <w:right w:val="single" w:sz="4" w:space="6" w:color="BFBFBF"/>
+        </w:pBdr>
+        <w:shd w:val="clear" w:color="auto" w:fill="F5F5F5"/>
+        <w:ind w:left="120" w:right="120"/>
+        <w:rPr>
+          <w:lang w:val="en-US"/>
+        </w:rPr>
+      </w:pPr>
+      <w:r>
+        <w:rPr>
+          <w:rFonts w:ascii="Courier New" w:eastAsia="Courier New" w:hAnsi="Courier New" w:cs="Courier New"/>
+          <w:sz w:val="18"/>
+          <w:szCs w:val="18"/>
+          <w:lang w:val="en-US"/>
         </w:rPr>
         <w:t xml:space="preserve"> </w:t>
       </w:r>
@@ -2061,18 +2116,23 @@
         </w:pBdr>
         <w:shd w:val="clear" w:color="auto" w:fill="F5F5F5"/>
         <w:ind w:left="120" w:right="120"/>
-        <w:rPr>
-          <w:lang w:val="en-US"/>
-        </w:rPr>
-      </w:pPr>
-      <w:r>
-        <w:rPr>
-          <w:rFonts w:ascii="Courier New" w:eastAsia="Courier New" w:hAnsi="Courier New" w:cs="Courier New"/>
-          <w:sz w:val="18"/>
-          <w:szCs w:val="18"/>
-          <w:lang w:val="en-US"/>
-        </w:rPr>
-        <w:t xml:space="preserve">        raise </w:t>
+      </w:pPr>
+      <w:r>
+        <w:rPr>
+          <w:rFonts w:ascii="Courier New" w:eastAsia="Courier New" w:hAnsi="Courier New" w:cs="Courier New"/>
+          <w:sz w:val="18"/>
+          <w:szCs w:val="18"/>
+          <w:lang w:val="en-US"/>
+        </w:rPr>
+        <w:t xml:space="preserve">        raise</w:t>
+      </w:r>
+      <w:r>
+        <w:rPr>
+          <w:rFonts w:ascii="Courier New" w:eastAsia="Courier New" w:hAnsi="Courier New" w:cs="Courier New"/>
+          <w:sz w:val="18"/>
+          <w:szCs w:val="18"/>
+        </w:rPr>
+        <w:t xml:space="preserve"> </w:t>
       </w:r>
       <w:proofErr w:type="spellStart"/>
       <w:proofErr w:type="gramStart"/>
@@ -2091,7 +2151,6 @@
           <w:rFonts w:ascii="Courier New" w:eastAsia="Courier New" w:hAnsi="Courier New" w:cs="Courier New"/>
           <w:sz w:val="18"/>
           <w:szCs w:val="18"/>
-          <w:lang w:val="en-US"/>
         </w:rPr>
         <w:t>(</w:t>
       </w:r>
@@ -2101,7 +2160,6 @@
           <w:rFonts w:ascii="Courier New" w:eastAsia="Courier New" w:hAnsi="Courier New" w:cs="Courier New"/>
           <w:sz w:val="18"/>
           <w:szCs w:val="18"/>
-          <w:lang w:val="en-US"/>
         </w:rPr>
         <w:t>"</w:t>
       </w:r>
@@ -2118,7 +2176,6 @@
           <w:rFonts w:ascii="Courier New" w:eastAsia="Courier New" w:hAnsi="Courier New" w:cs="Courier New"/>
           <w:sz w:val="18"/>
           <w:szCs w:val="18"/>
-          <w:lang w:val="en-US"/>
         </w:rPr>
         <w:t xml:space="preserve"> </w:t>
       </w:r>
@@ -2135,7 +2192,6 @@
           <w:rFonts w:ascii="Courier New" w:eastAsia="Courier New" w:hAnsi="Courier New" w:cs="Courier New"/>
           <w:sz w:val="18"/>
           <w:szCs w:val="18"/>
-          <w:lang w:val="en-US"/>
         </w:rPr>
         <w:t xml:space="preserve"> </w:t>
       </w:r>
@@ -2152,7 +2208,6 @@
           <w:rFonts w:ascii="Courier New" w:eastAsia="Courier New" w:hAnsi="Courier New" w:cs="Courier New"/>
           <w:sz w:val="18"/>
           <w:szCs w:val="18"/>
-          <w:lang w:val="en-US"/>
         </w:rPr>
         <w:t xml:space="preserve"> </w:t>
       </w:r>
@@ -2169,7 +2224,6 @@
           <w:rFonts w:ascii="Courier New" w:eastAsia="Courier New" w:hAnsi="Courier New" w:cs="Courier New"/>
           <w:sz w:val="18"/>
           <w:szCs w:val="18"/>
-          <w:lang w:val="en-US"/>
         </w:rPr>
         <w:t xml:space="preserve"> </w:t>
       </w:r>
@@ -2186,7 +2240,6 @@
           <w:rFonts w:ascii="Courier New" w:eastAsia="Courier New" w:hAnsi="Courier New" w:cs="Courier New"/>
           <w:sz w:val="18"/>
           <w:szCs w:val="18"/>
-          <w:lang w:val="en-US"/>
         </w:rPr>
         <w:t xml:space="preserve"> 100 </w:t>
       </w:r>
@@ -2203,11 +2256,9 @@
           <w:rFonts w:ascii="Courier New" w:eastAsia="Courier New" w:hAnsi="Courier New" w:cs="Courier New"/>
           <w:sz w:val="18"/>
           <w:szCs w:val="18"/>
-          <w:lang w:val="en-US"/>
         </w:rPr>
         <w:t xml:space="preserve"> 50 000 </w:t>
       </w:r>
-      <w:proofErr w:type="spellStart"/>
       <w:r>
         <w:rPr>
           <w:rFonts w:ascii="Courier New" w:eastAsia="Courier New" w:hAnsi="Courier New" w:cs="Courier New"/>
@@ -2216,13 +2267,11 @@
         </w:rPr>
         <w:t>руб</w:t>
       </w:r>
-      <w:proofErr w:type="spellEnd"/>
-      <w:r>
-        <w:rPr>
-          <w:rFonts w:ascii="Courier New" w:eastAsia="Courier New" w:hAnsi="Courier New" w:cs="Courier New"/>
-          <w:sz w:val="18"/>
-          <w:szCs w:val="18"/>
-          <w:lang w:val="en-US"/>
+      <w:r>
+        <w:rPr>
+          <w:rFonts w:ascii="Courier New" w:eastAsia="Courier New" w:hAnsi="Courier New" w:cs="Courier New"/>
+          <w:sz w:val="18"/>
+          <w:szCs w:val="18"/>
         </w:rPr>
         <w:t>.")</w:t>
       </w:r>
@@ -2236,16 +2285,12 @@
         </w:pBdr>
         <w:shd w:val="clear" w:color="auto" w:fill="F5F5F5"/>
         <w:ind w:left="120" w:right="120"/>
-        <w:rPr>
-          <w:lang w:val="en-US"/>
-        </w:rPr>
-      </w:pPr>
-      <w:r>
-        <w:rPr>
-          <w:rFonts w:ascii="Courier New" w:eastAsia="Courier New" w:hAnsi="Courier New" w:cs="Courier New"/>
-          <w:sz w:val="18"/>
-          <w:szCs w:val="18"/>
-          <w:lang w:val="en-US"/>
+      </w:pPr>
+      <w:r>
+        <w:rPr>
+          <w:rFonts w:ascii="Courier New" w:eastAsia="Courier New" w:hAnsi="Courier New" w:cs="Courier New"/>
+          <w:sz w:val="18"/>
+          <w:szCs w:val="18"/>
         </w:rPr>
         <w:t xml:space="preserve"> </w:t>
       </w:r>
@@ -2268,9 +2313,17 @@
           <w:rFonts w:ascii="Courier New" w:eastAsia="Courier New" w:hAnsi="Courier New" w:cs="Courier New"/>
           <w:sz w:val="18"/>
           <w:szCs w:val="18"/>
-          <w:lang w:val="en-US"/>
-        </w:rPr>
-        <w:t xml:space="preserve">    if amount &lt;= 1000:</w:t>
+        </w:rPr>
+        <w:t xml:space="preserve">    </w:t>
+      </w:r>
+      <w:r>
+        <w:rPr>
+          <w:rFonts w:ascii="Courier New" w:eastAsia="Courier New" w:hAnsi="Courier New" w:cs="Courier New"/>
+          <w:sz w:val="18"/>
+          <w:szCs w:val="18"/>
+          <w:lang w:val="en-US"/>
+        </w:rPr>
+        <w:t>if amount &lt;= 1000:</w:t>
       </w:r>
     </w:p>
     <w:p>
@@ -2348,41 +2401,59 @@
         </w:pBdr>
         <w:shd w:val="clear" w:color="auto" w:fill="F5F5F5"/>
         <w:ind w:left="120" w:right="120"/>
-        <w:rPr>
-          <w:lang w:val="en-US"/>
-        </w:rPr>
-      </w:pPr>
-      <w:r>
-        <w:rPr>
-          <w:rFonts w:ascii="Courier New" w:eastAsia="Courier New" w:hAnsi="Courier New" w:cs="Courier New"/>
-          <w:sz w:val="18"/>
-          <w:szCs w:val="18"/>
-          <w:lang w:val="en-US"/>
-        </w:rPr>
-        <w:t xml:space="preserve">        return 100.0</w:t>
-      </w:r>
-    </w:p>
-    <w:p>
-      <w:pPr>
-        <w:keepLines/>
-        <w:pBdr>
-          <w:left w:val="single" w:sz="4" w:space="6" w:color="BFBFBF"/>
-          <w:right w:val="single" w:sz="4" w:space="6" w:color="BFBFBF"/>
-        </w:pBdr>
-        <w:shd w:val="clear" w:color="auto" w:fill="F5F5F5"/>
-        <w:ind w:left="120" w:right="120"/>
-        <w:rPr>
-          <w:lang w:val="en-US"/>
-        </w:rPr>
-      </w:pPr>
-      <w:r>
-        <w:rPr>
-          <w:rFonts w:ascii="Courier New" w:eastAsia="Courier New" w:hAnsi="Courier New" w:cs="Courier New"/>
-          <w:sz w:val="18"/>
-          <w:szCs w:val="18"/>
-          <w:lang w:val="en-US"/>
-        </w:rPr>
-        <w:t xml:space="preserve">    else:</w:t>
+      </w:pPr>
+      <w:r>
+        <w:rPr>
+          <w:rFonts w:ascii="Courier New" w:eastAsia="Courier New" w:hAnsi="Courier New" w:cs="Courier New"/>
+          <w:sz w:val="18"/>
+          <w:szCs w:val="18"/>
+          <w:lang w:val="en-US"/>
+        </w:rPr>
+        <w:t xml:space="preserve">        return</w:t>
+      </w:r>
+      <w:r>
+        <w:rPr>
+          <w:rFonts w:ascii="Courier New" w:eastAsia="Courier New" w:hAnsi="Courier New" w:cs="Courier New"/>
+          <w:sz w:val="18"/>
+          <w:szCs w:val="18"/>
+        </w:rPr>
+        <w:t xml:space="preserve"> 100.0</w:t>
+      </w:r>
+    </w:p>
+    <w:p>
+      <w:pPr>
+        <w:keepLines/>
+        <w:pBdr>
+          <w:left w:val="single" w:sz="4" w:space="6" w:color="BFBFBF"/>
+          <w:right w:val="single" w:sz="4" w:space="6" w:color="BFBFBF"/>
+        </w:pBdr>
+        <w:shd w:val="clear" w:color="auto" w:fill="F5F5F5"/>
+        <w:ind w:left="120" w:right="120"/>
+      </w:pPr>
+      <w:r>
+        <w:rPr>
+          <w:rFonts w:ascii="Courier New" w:eastAsia="Courier New" w:hAnsi="Courier New" w:cs="Courier New"/>
+          <w:sz w:val="18"/>
+          <w:szCs w:val="18"/>
+        </w:rPr>
+        <w:t xml:space="preserve">    </w:t>
+      </w:r>
+      <w:r>
+        <w:rPr>
+          <w:rFonts w:ascii="Courier New" w:eastAsia="Courier New" w:hAnsi="Courier New" w:cs="Courier New"/>
+          <w:sz w:val="18"/>
+          <w:szCs w:val="18"/>
+          <w:lang w:val="en-US"/>
+        </w:rPr>
+        <w:t>else</w:t>
+      </w:r>
+      <w:r>
+        <w:rPr>
+          <w:rFonts w:ascii="Courier New" w:eastAsia="Courier New" w:hAnsi="Courier New" w:cs="Courier New"/>
+          <w:sz w:val="18"/>
+          <w:szCs w:val="18"/>
+        </w:rPr>
+        <w:t>:</w:t>
       </w:r>
     </w:p>
     <w:p>
@@ -2401,7 +2472,6 @@
           <w:rFonts w:ascii="Courier New" w:eastAsia="Courier New" w:hAnsi="Courier New" w:cs="Courier New"/>
           <w:sz w:val="18"/>
           <w:szCs w:val="18"/>
-          <w:lang w:val="en-US"/>
         </w:rPr>
         <w:t xml:space="preserve">        </w:t>
       </w:r>
@@ -2479,12 +2549,6 @@
         <w:gridCol w:w="5155"/>
       </w:tblGrid>
       <w:tr>
-        <w:tblPrEx>
-          <w:tblCellMar>
-            <w:top w:w="0" w:type="dxa"/>
-            <w:bottom w:w="0" w:type="dxa"/>
-          </w:tblCellMar>
-        </w:tblPrEx>
         <w:trPr>
           <w:tblHeader/>
         </w:trPr>
@@ -2556,12 +2620,6 @@
         </w:tc>
       </w:tr>
       <w:tr>
-        <w:tblPrEx>
-          <w:tblCellMar>
-            <w:top w:w="0" w:type="dxa"/>
-            <w:bottom w:w="0" w:type="dxa"/>
-          </w:tblCellMar>
-        </w:tblPrEx>
         <w:trPr>
           <w:cantSplit/>
         </w:trPr>
@@ -2621,12 +2679,6 @@
         </w:tc>
       </w:tr>
       <w:tr>
-        <w:tblPrEx>
-          <w:tblCellMar>
-            <w:top w:w="0" w:type="dxa"/>
-            <w:bottom w:w="0" w:type="dxa"/>
-          </w:tblCellMar>
-        </w:tblPrEx>
         <w:trPr>
           <w:cantSplit/>
         </w:trPr>
@@ -2686,12 +2738,6 @@
         </w:tc>
       </w:tr>
       <w:tr>
-        <w:tblPrEx>
-          <w:tblCellMar>
-            <w:top w:w="0" w:type="dxa"/>
-            <w:bottom w:w="0" w:type="dxa"/>
-          </w:tblCellMar>
-        </w:tblPrEx>
         <w:trPr>
           <w:cantSplit/>
         </w:trPr>
@@ -2751,12 +2797,6 @@
         </w:tc>
       </w:tr>
       <w:tr>
-        <w:tblPrEx>
-          <w:tblCellMar>
-            <w:top w:w="0" w:type="dxa"/>
-            <w:bottom w:w="0" w:type="dxa"/>
-          </w:tblCellMar>
-        </w:tblPrEx>
         <w:trPr>
           <w:cantSplit/>
         </w:trPr>
@@ -2857,12 +2897,6 @@
         <w:gridCol w:w="3555"/>
       </w:tblGrid>
       <w:tr>
-        <w:tblPrEx>
-          <w:tblCellMar>
-            <w:top w:w="0" w:type="dxa"/>
-            <w:bottom w:w="0" w:type="dxa"/>
-          </w:tblCellMar>
-        </w:tblPrEx>
         <w:trPr>
           <w:tblHeader/>
         </w:trPr>
@@ -3000,12 +3034,6 @@
         </w:tc>
       </w:tr>
       <w:tr>
-        <w:tblPrEx>
-          <w:tblCellMar>
-            <w:top w:w="0" w:type="dxa"/>
-            <w:bottom w:w="0" w:type="dxa"/>
-          </w:tblCellMar>
-        </w:tblPrEx>
         <w:trPr>
           <w:cantSplit/>
         </w:trPr>
@@ -3158,12 +3186,6 @@
         </w:tc>
       </w:tr>
       <w:tr>
-        <w:tblPrEx>
-          <w:tblCellMar>
-            <w:top w:w="0" w:type="dxa"/>
-            <w:bottom w:w="0" w:type="dxa"/>
-          </w:tblCellMar>
-        </w:tblPrEx>
         <w:trPr>
           <w:cantSplit/>
         </w:trPr>
@@ -3284,12 +3306,6 @@
         </w:tc>
       </w:tr>
       <w:tr>
-        <w:tblPrEx>
-          <w:tblCellMar>
-            <w:top w:w="0" w:type="dxa"/>
-            <w:bottom w:w="0" w:type="dxa"/>
-          </w:tblCellMar>
-        </w:tblPrEx>
         <w:trPr>
           <w:cantSplit/>
         </w:trPr>
@@ -3410,12 +3426,6 @@
         </w:tc>
       </w:tr>
       <w:tr>
-        <w:tblPrEx>
-          <w:tblCellMar>
-            <w:top w:w="0" w:type="dxa"/>
-            <w:bottom w:w="0" w:type="dxa"/>
-          </w:tblCellMar>
-        </w:tblPrEx>
         <w:trPr>
           <w:cantSplit/>
         </w:trPr>
@@ -3545,12 +3555,6 @@
         </w:tc>
       </w:tr>
       <w:tr>
-        <w:tblPrEx>
-          <w:tblCellMar>
-            <w:top w:w="0" w:type="dxa"/>
-            <w:bottom w:w="0" w:type="dxa"/>
-          </w:tblCellMar>
-        </w:tblPrEx>
         <w:trPr>
           <w:cantSplit/>
         </w:trPr>
@@ -3673,12 +3677,6 @@
         </w:tc>
       </w:tr>
       <w:tr>
-        <w:tblPrEx>
-          <w:tblCellMar>
-            <w:top w:w="0" w:type="dxa"/>
-            <w:bottom w:w="0" w:type="dxa"/>
-          </w:tblCellMar>
-        </w:tblPrEx>
         <w:trPr>
           <w:cantSplit/>
         </w:trPr>
@@ -3849,12 +3847,6 @@
         </w:tc>
       </w:tr>
       <w:tr>
-        <w:tblPrEx>
-          <w:tblCellMar>
-            <w:top w:w="0" w:type="dxa"/>
-            <w:bottom w:w="0" w:type="dxa"/>
-          </w:tblCellMar>
-        </w:tblPrEx>
         <w:trPr>
           <w:cantSplit/>
         </w:trPr>
@@ -4009,12 +4001,6 @@
         </w:tc>
       </w:tr>
       <w:tr>
-        <w:tblPrEx>
-          <w:tblCellMar>
-            <w:top w:w="0" w:type="dxa"/>
-            <w:bottom w:w="0" w:type="dxa"/>
-          </w:tblCellMar>
-        </w:tblPrEx>
         <w:trPr>
           <w:cantSplit/>
         </w:trPr>
@@ -4187,12 +4173,6 @@
         </w:tc>
       </w:tr>
       <w:tr>
-        <w:tblPrEx>
-          <w:tblCellMar>
-            <w:top w:w="0" w:type="dxa"/>
-            <w:bottom w:w="0" w:type="dxa"/>
-          </w:tblCellMar>
-        </w:tblPrEx>
         <w:trPr>
           <w:cantSplit/>
         </w:trPr>
@@ -8571,12 +8551,6 @@
         <w:gridCol w:w="9568"/>
       </w:tblGrid>
       <w:tr>
-        <w:tblPrEx>
-          <w:tblCellMar>
-            <w:top w:w="0" w:type="dxa"/>
-            <w:bottom w:w="0" w:type="dxa"/>
-          </w:tblCellMar>
-        </w:tblPrEx>
         <w:trPr>
           <w:cantSplit/>
           <w:trHeight w:val="2097"/>
@@ -8602,6 +8576,7 @@
             </w:pPr>
             <w:r>
               <w:rPr>
+                <w:noProof/>
                 <w:lang w:val="en-US"/>
               </w:rPr>
               <w:lastRenderedPageBreak/>
@@ -8807,12 +8782,6 @@
         <w:gridCol w:w="9380"/>
       </w:tblGrid>
       <w:tr>
-        <w:tblPrEx>
-          <w:tblCellMar>
-            <w:top w:w="0" w:type="dxa"/>
-            <w:bottom w:w="0" w:type="dxa"/>
-          </w:tblCellMar>
-        </w:tblPrEx>
         <w:trPr>
           <w:cantSplit/>
           <w:trHeight w:val="2200"/>
@@ -8837,6 +8806,7 @@
             </w:pPr>
             <w:r>
               <w:rPr>
+                <w:noProof/>
                 <w:lang w:val="en-US"/>
               </w:rPr>
               <w:drawing>
@@ -8913,12 +8883,6 @@
         <w:gridCol w:w="9380"/>
       </w:tblGrid>
       <w:tr>
-        <w:tblPrEx>
-          <w:tblCellMar>
-            <w:top w:w="0" w:type="dxa"/>
-            <w:bottom w:w="0" w:type="dxa"/>
-          </w:tblCellMar>
-        </w:tblPrEx>
         <w:trPr>
           <w:cantSplit/>
           <w:trHeight w:val="2200"/>
@@ -8938,9 +8902,6 @@
             <w:pPr>
               <w:spacing w:after="60"/>
               <w:jc w:val="center"/>
-              <w:rPr>
-                <w:lang w:val="en-US"/>
-              </w:rPr>
             </w:pPr>
           </w:p>
           <w:p>
@@ -8948,6 +8909,9 @@
               <w:jc w:val="center"/>
             </w:pPr>
             <w:r>
+              <w:rPr>
+                <w:noProof/>
+              </w:rPr>
               <w:drawing>
                 <wp:inline distT="0" distB="0" distL="0" distR="0" wp14:anchorId="77C68BF1" wp14:editId="16F39CC2">
                   <wp:extent cx="5940425" cy="1216025"/>
@@ -9050,12 +9014,6 @@
         <w:gridCol w:w="3255"/>
       </w:tblGrid>
       <w:tr>
-        <w:tblPrEx>
-          <w:tblCellMar>
-            <w:top w:w="0" w:type="dxa"/>
-            <w:bottom w:w="0" w:type="dxa"/>
-          </w:tblCellMar>
-        </w:tblPrEx>
         <w:trPr>
           <w:tblHeader/>
         </w:trPr>
@@ -9160,12 +9118,6 @@
         </w:tc>
       </w:tr>
       <w:tr>
-        <w:tblPrEx>
-          <w:tblCellMar>
-            <w:top w:w="0" w:type="dxa"/>
-            <w:bottom w:w="0" w:type="dxa"/>
-          </w:tblCellMar>
-        </w:tblPrEx>
         <w:trPr>
           <w:cantSplit/>
         </w:trPr>
@@ -9327,12 +9279,6 @@
         </w:tc>
       </w:tr>
       <w:tr>
-        <w:tblPrEx>
-          <w:tblCellMar>
-            <w:top w:w="0" w:type="dxa"/>
-            <w:bottom w:w="0" w:type="dxa"/>
-          </w:tblCellMar>
-        </w:tblPrEx>
         <w:trPr>
           <w:cantSplit/>
         </w:trPr>
@@ -9437,12 +9383,6 @@
         </w:tc>
       </w:tr>
       <w:tr>
-        <w:tblPrEx>
-          <w:tblCellMar>
-            <w:top w:w="0" w:type="dxa"/>
-            <w:bottom w:w="0" w:type="dxa"/>
-          </w:tblCellMar>
-        </w:tblPrEx>
         <w:trPr>
           <w:cantSplit/>
         </w:trPr>
@@ -9563,12 +9503,6 @@
         </w:tc>
       </w:tr>
       <w:tr>
-        <w:tblPrEx>
-          <w:tblCellMar>
-            <w:top w:w="0" w:type="dxa"/>
-            <w:bottom w:w="0" w:type="dxa"/>
-          </w:tblCellMar>
-        </w:tblPrEx>
         <w:trPr>
           <w:cantSplit/>
         </w:trPr>
@@ -10013,12 +9947,6 @@
         <w:gridCol w:w="5155"/>
       </w:tblGrid>
       <w:tr>
-        <w:tblPrEx>
-          <w:tblCellMar>
-            <w:top w:w="0" w:type="dxa"/>
-            <w:bottom w:w="0" w:type="dxa"/>
-          </w:tblCellMar>
-        </w:tblPrEx>
         <w:trPr>
           <w:tblHeader/>
         </w:trPr>
@@ -10090,12 +10018,6 @@
         </w:tc>
       </w:tr>
       <w:tr>
-        <w:tblPrEx>
-          <w:tblCellMar>
-            <w:top w:w="0" w:type="dxa"/>
-            <w:bottom w:w="0" w:type="dxa"/>
-          </w:tblCellMar>
-        </w:tblPrEx>
         <w:trPr>
           <w:cantSplit/>
         </w:trPr>
@@ -10155,12 +10077,6 @@
         </w:tc>
       </w:tr>
       <w:tr>
-        <w:tblPrEx>
-          <w:tblCellMar>
-            <w:top w:w="0" w:type="dxa"/>
-            <w:bottom w:w="0" w:type="dxa"/>
-          </w:tblCellMar>
-        </w:tblPrEx>
         <w:trPr>
           <w:cantSplit/>
         </w:trPr>
@@ -10220,12 +10136,6 @@
         </w:tc>
       </w:tr>
       <w:tr>
-        <w:tblPrEx>
-          <w:tblCellMar>
-            <w:top w:w="0" w:type="dxa"/>
-            <w:bottom w:w="0" w:type="dxa"/>
-          </w:tblCellMar>
-        </w:tblPrEx>
         <w:trPr>
           <w:cantSplit/>
         </w:trPr>
@@ -10285,12 +10195,6 @@
         </w:tc>
       </w:tr>
       <w:tr>
-        <w:tblPrEx>
-          <w:tblCellMar>
-            <w:top w:w="0" w:type="dxa"/>
-            <w:bottom w:w="0" w:type="dxa"/>
-          </w:tblCellMar>
-        </w:tblPrEx>
         <w:trPr>
           <w:cantSplit/>
         </w:trPr>
@@ -13704,12 +13608,6 @@
         <w:gridCol w:w="9380"/>
       </w:tblGrid>
       <w:tr>
-        <w:tblPrEx>
-          <w:tblCellMar>
-            <w:top w:w="0" w:type="dxa"/>
-            <w:bottom w:w="0" w:type="dxa"/>
-          </w:tblCellMar>
-        </w:tblPrEx>
         <w:trPr>
           <w:cantSplit/>
           <w:trHeight w:val="2200"/>
@@ -13730,6 +13628,9 @@
               <w:jc w:val="center"/>
             </w:pPr>
             <w:r>
+              <w:rPr>
+                <w:noProof/>
+              </w:rPr>
               <w:drawing>
                 <wp:inline distT="0" distB="0" distL="0" distR="0" wp14:anchorId="01FBC42E" wp14:editId="32A1BF26">
                   <wp:extent cx="5940425" cy="3057525"/>
@@ -13804,12 +13705,6 @@
         <w:gridCol w:w="9380"/>
       </w:tblGrid>
       <w:tr>
-        <w:tblPrEx>
-          <w:tblCellMar>
-            <w:top w:w="0" w:type="dxa"/>
-            <w:bottom w:w="0" w:type="dxa"/>
-          </w:tblCellMar>
-        </w:tblPrEx>
         <w:trPr>
           <w:cantSplit/>
           <w:trHeight w:val="2200"/>
@@ -13834,6 +13729,7 @@
             </w:pPr>
             <w:r>
               <w:rPr>
+                <w:noProof/>
                 <w:lang w:val="en-US"/>
               </w:rPr>
               <w:drawing>
